--- a/tillsyn/A 50773-2022 tillsynsbegäran.docx
+++ b/tillsyn/A 50773-2022 tillsynsbegäran.docx
@@ -1336,7 +1336,7 @@
     <w:r>
       <w:tab/>
       <w:tab/>
-      <w:t>2026-09-14</w:t>
+      <w:t>2026-09-15</w:t>
       <w:br/>
       <w:br/>
     </w:r>

--- a/tillsyn/A 50773-2022 tillsynsbegäran.docx
+++ b/tillsyn/A 50773-2022 tillsynsbegäran.docx
@@ -1336,7 +1336,7 @@
     <w:r>
       <w:tab/>
       <w:tab/>
-      <w:t>2026-09-15</w:t>
+      <w:t>2026-09-16</w:t>
       <w:br/>
       <w:br/>
     </w:r>

--- a/tillsyn/A 50773-2022 tillsynsbegäran.docx
+++ b/tillsyn/A 50773-2022 tillsynsbegäran.docx
@@ -1336,7 +1336,7 @@
     <w:r>
       <w:tab/>
       <w:tab/>
-      <w:t>2026-09-16</w:t>
+      <w:t>2026-09-17</w:t>
       <w:br/>
       <w:br/>
     </w:r>

--- a/tillsyn/A 50773-2022 tillsynsbegäran.docx
+++ b/tillsyn/A 50773-2022 tillsynsbegäran.docx
@@ -1336,7 +1336,7 @@
     <w:r>
       <w:tab/>
       <w:tab/>
-      <w:t>2026-09-17</w:t>
+      <w:t>2026-09-18</w:t>
       <w:br/>
       <w:br/>
     </w:r>

--- a/tillsyn/A 50773-2022 tillsynsbegäran.docx
+++ b/tillsyn/A 50773-2022 tillsynsbegäran.docx
@@ -1336,7 +1336,7 @@
     <w:r>
       <w:tab/>
       <w:tab/>
-      <w:t>2026-09-18</w:t>
+      <w:t>2026-09-19</w:t>
       <w:br/>
       <w:br/>
     </w:r>

--- a/tillsyn/A 50773-2022 tillsynsbegäran.docx
+++ b/tillsyn/A 50773-2022 tillsynsbegäran.docx
@@ -1336,7 +1336,7 @@
     <w:r>
       <w:tab/>
       <w:tab/>
-      <w:t>2026-09-19</w:t>
+      <w:t>2026-09-21</w:t>
       <w:br/>
       <w:br/>
     </w:r>

--- a/tillsyn/A 50773-2022 tillsynsbegäran.docx
+++ b/tillsyn/A 50773-2022 tillsynsbegäran.docx
@@ -1336,7 +1336,7 @@
     <w:r>
       <w:tab/>
       <w:tab/>
-      <w:t>2026-09-21</w:t>
+      <w:t>2026-09-23</w:t>
       <w:br/>
       <w:br/>
     </w:r>

--- a/tillsyn/A 50773-2022 tillsynsbegäran.docx
+++ b/tillsyn/A 50773-2022 tillsynsbegäran.docx
@@ -1336,7 +1336,7 @@
     <w:r>
       <w:tab/>
       <w:tab/>
-      <w:t>2026-09-23</w:t>
+      <w:t>2026-09-24</w:t>
       <w:br/>
       <w:br/>
     </w:r>

--- a/tillsyn/A 50773-2022 tillsynsbegäran.docx
+++ b/tillsyn/A 50773-2022 tillsynsbegäran.docx
@@ -1336,7 +1336,7 @@
     <w:r>
       <w:tab/>
       <w:tab/>
-      <w:t>2026-09-24</w:t>
+      <w:t>2026-09-25</w:t>
       <w:br/>
       <w:br/>
     </w:r>

--- a/tillsyn/A 50773-2022 tillsynsbegäran.docx
+++ b/tillsyn/A 50773-2022 tillsynsbegäran.docx
@@ -1336,7 +1336,7 @@
     <w:r>
       <w:tab/>
       <w:tab/>
-      <w:t>2026-09-25</w:t>
+      <w:t>2026-09-26</w:t>
       <w:br/>
       <w:br/>
     </w:r>

--- a/tillsyn/A 50773-2022 tillsynsbegäran.docx
+++ b/tillsyn/A 50773-2022 tillsynsbegäran.docx
@@ -1336,7 +1336,7 @@
     <w:r>
       <w:tab/>
       <w:tab/>
-      <w:t>2026-09-26</w:t>
+      <w:t>2026-09-27</w:t>
       <w:br/>
       <w:br/>
     </w:r>

--- a/tillsyn/A 50773-2022 tillsynsbegäran.docx
+++ b/tillsyn/A 50773-2022 tillsynsbegäran.docx
@@ -1336,7 +1336,7 @@
     <w:r>
       <w:tab/>
       <w:tab/>
-      <w:t>2026-09-27</w:t>
+      <w:t>2026-09-28</w:t>
       <w:br/>
       <w:br/>
     </w:r>

--- a/tillsyn/A 50773-2022 tillsynsbegäran.docx
+++ b/tillsyn/A 50773-2022 tillsynsbegäran.docx
@@ -1336,7 +1336,7 @@
     <w:r>
       <w:tab/>
       <w:tab/>
-      <w:t>2026-09-28</w:t>
+      <w:t>2026-09-29</w:t>
       <w:br/>
       <w:br/>
     </w:r>

--- a/tillsyn/A 50773-2022 tillsynsbegäran.docx
+++ b/tillsyn/A 50773-2022 tillsynsbegäran.docx
@@ -1336,7 +1336,7 @@
     <w:r>
       <w:tab/>
       <w:tab/>
-      <w:t>2026-09-29</w:t>
+      <w:t>2026-09-30</w:t>
       <w:br/>
       <w:br/>
     </w:r>

--- a/tillsyn/A 50773-2022 tillsynsbegäran.docx
+++ b/tillsyn/A 50773-2022 tillsynsbegäran.docx
@@ -1336,7 +1336,7 @@
     <w:r>
       <w:tab/>
       <w:tab/>
-      <w:t>2026-09-30</w:t>
+      <w:t>2026-10-01</w:t>
       <w:br/>
       <w:br/>
     </w:r>

--- a/tillsyn/A 50773-2022 tillsynsbegäran.docx
+++ b/tillsyn/A 50773-2022 tillsynsbegäran.docx
@@ -1336,7 +1336,7 @@
     <w:r>
       <w:tab/>
       <w:tab/>
-      <w:t>2026-10-01</w:t>
+      <w:t>2026-10-02</w:t>
       <w:br/>
       <w:br/>
     </w:r>

--- a/tillsyn/A 50773-2022 tillsynsbegäran.docx
+++ b/tillsyn/A 50773-2022 tillsynsbegäran.docx
@@ -22,7 +22,7 @@
       <w:r>
         <w:drawing>
           <wp:inline xmlns:a="http://schemas.openxmlformats.org/drawingml/2006/main" xmlns:pic="http://schemas.openxmlformats.org/drawingml/2006/picture">
-            <wp:extent cx="5279506" cy="5724000"/>
+            <wp:extent cx="5272821" cy="5724000"/>
             <wp:docPr id="1" name="Picture 1"/>
             <wp:cNvGraphicFramePr>
               <a:graphicFrameLocks noChangeAspect="1"/>
@@ -43,7 +43,7 @@
                   <pic:spPr>
                     <a:xfrm>
                       <a:off x="0" y="0"/>
-                      <a:ext cx="5279506" cy="5724000"/>
+                      <a:ext cx="5272821" cy="5724000"/>
                     </a:xfrm>
                     <a:prstGeom prst="rect"/>
                   </pic:spPr>
@@ -65,7 +65,7 @@
     </w:p>
     <w:p>
       <w:r>
-        <w:t>I och inom 22 meter från avverkningsanmälan finns fynd av 17 naturvårdsarter, varav 5 är rödlistade, 7 är fridlysta, 9 är typiska (T) och 7 är signalarter (S): hållav (VU), kattfotslav (NT, T), motaggsvamp (NT, T), talltita (NT, §4), tretåig hackspett (NT, T, §4), björksplintborre (S), blåmossa (S, T), bronshjon (S, T), kornknutmossa (S, T), rostfläck (S, T), thomsons trägnagare (S), vågbandad barkbock (S), spillkråka (T, §4), tjäder (T, §4), gröngöling (§4), nattviol (§8) och revlummer (§9). Se Figur 1.</w:t>
+        <w:t>I och inom 22 meter från avverkningsanmälan finns fynd av 19 naturvårdsarter, varav 6 är rödlistade, 9 är fridlysta, 9 är typiska (T) och 7 är signalarter (S): hållav (VU), kattfotslav (NT, T), motaggsvamp (NT, T), nordfladdermus (NT, §4a), talltita (NT, §4), tretåig hackspett (NT, T, §4), björksplintborre (S), blåmossa (S, T), bronshjon (S, T), kornknutmossa (S, T), rostfläck (S, T), thomsons trägnagare (S), vågbandad barkbock (S), spillkråka (T, §4), tjäder (T, §4), gröngöling (§4), trollpipistrell (§4a), nattviol (§8) och revlummer (§9). Se Figur 1.</w:t>
       </w:r>
     </w:p>
     <w:p>
@@ -178,6 +178,17 @@
         <w:rPr>
           <w:b/>
         </w:rPr>
+        <w:t>Nordfladdermus (NT, §4a)</w:t>
+      </w:r>
+      <w:r>
+        <w:t xml:space="preserve"> omfattas av bilaga 4 EU:s art- och habitatdirektiv vilket innebär ett strikt skydd där arten och dess livsmiljöer ska bevaras. Nordfladdermus föredrar variationsrik skog med förekomst av sjöar, vattendrag och våtmarker och hittas framförallt i halvöppna miljöer som trädbärande beteshagar och i kantzoner mellan skog och odlingsmark. Den undviker stora öppna områden som stora hyggen och större sammanhängande planteringar vilket minskar längden bryn och landskapets heterogenitet och därmed födotillgången och mängden lämpliga jaktplatser. Skogsbruksåtgärder som leder till minskad förekomst av äldre, gles skog och då särskilt tillgång på hålträd och träd med löst sittande bark kan leda till brist på koloniplatser och viloplatser. Nordfladdermus har minskat med 27,5 (5–50) % under de senaste 21 åren och minskningstakten för den svenska populationen bedöms vara nära gränsvärdet för Sårbar (VU). (A2bc) (SLU Artdatabanken, 2024; Skogsstyrelsen, 2016).</w:t>
+      </w:r>
+    </w:p>
+    <w:p>
+      <w:r>
+        <w:rPr>
+          <w:b/>
+        </w:rPr>
         <w:t>Talltita (NT, §4)</w:t>
       </w:r>
       <w:r>
@@ -389,6 +400,17 @@
       </w:r>
       <w:r>
         <w:t>. Tjädern är en utpräglad skogsfågel knuten till större sammanhängande barrskogsområden. Tupparna och hönorna utnyttjar till viss del olika miljöer, och habitatvalet varierar dessutom mellan olika delar av året. För att det ska finnas livskraftiga tjäderbestånd krävs funktionella skogslandskap med en blandning av uppvuxen, gles och luckig skog, täta sumpskogar, myrar och andra små våtmarker. Arten försvinner när skogen fragmenteras och den sammanlagda arealen hyggen och andra öppna områden blir för stor. Ett småskaligt och försiktigt virkesuttag genom hyggesfria metoder kan i vissa fall vara möjligt i området inom 200 m från lekcentrum. Längre ut från lekcentrum, inom 200–500 m bör den avverkade ytan inte överskrida 1 hektar för att undvika alltför stora och snabba förändringar (Skogsstyrelsen, 2019; SLU Artdatabanken, 2024).</w:t>
+      </w:r>
+    </w:p>
+    <w:p>
+      <w:r>
+        <w:rPr>
+          <w:b/>
+        </w:rPr>
+        <w:t>Trollpipistrell (§4a)</w:t>
+      </w:r>
+      <w:r>
+        <w:t xml:space="preserve"> omfattas av bilaga 4 EU:s art- och habitatdirektiv vilket innebär ett strikt skydd för arten och dess livsmiljöer. Trollpipistrell förekommer i gles barr- och lövskog, i trädbärande beteshagar, i kantzoner mellan skog och odlingsmark, i närheten av sjöar och vattendrag samt i bymiljöer. Den undviker stora öppna miljöer såsom åkrar och hyggen och gynnas av ett landskap med mycket lövträd, vatten och hålträd. Under året utnyttjas många olika miljöer och ett effektivt bevarandearbete måste därför utgå från ett landskapsekologiskt perspektiv. Ett varierat landskap med hög andel äldre lövträd, småvatten, sumpskogar, öppna våtmarker, ängar och betesmarker, är gynnsamt för insekter vilket skapar förutsättningar för fladdermöss att finna tillräckligt med föda (SLU Artdatabanken, 2024).</w:t>
       </w:r>
     </w:p>
     <w:p>
@@ -496,6 +518,65 @@
       </w:pPr>
       <w:r>
         <w:t>BILAGA 1 – Fridlysta arter</w:t>
+      </w:r>
+    </w:p>
+    <w:p>
+      <w:pPr>
+        <w:pStyle w:val="Heading1"/>
+      </w:pPr>
+      <w:r>
+        <w:t>Nordfladdermus – ekologi samt krav på livsmiljön</w:t>
+      </w:r>
+    </w:p>
+    <w:p>
+      <w:r>
+        <w:t>Nordfladdermus (NT, §4a) omfattas av bilaga 4 EU:s art- och habitatdirektiv vilket innebär ett strikt skydd för arten och dess livsmiljöer. Arten har minskat med 27,5 (5–50) % under de senaste 21 åren och minskningstakten för den svenska populationen bedöms vara nära gränsvärdet för Sårbar (VU). (A2bc) (SLU Artdatabanken, 2024).</w:t>
+      </w:r>
+    </w:p>
+    <w:p>
+      <w:r>
+        <w:t>Nordfladdermus föredrar variationsrik skog med förekomst av sjöar, vattendrag och våtmarker och hittas framförallt i halvöppna miljöer som trädbärande beteshagar och i kantzoner mellan skog och odlingsmark. Den undviker stora öppna områden som stora hyggen och större sammanhängande planteringar vilket minskar längden bryn och landskapets heterogenitet och därmed födotillgången och mängden lämpliga jaktplatser. Skogsbruksåtgärder som leder till minskad förekomst av äldre, gles skog och då särskilt tillgång på hålträd och träd med löst sittande bark kan leda till brist på koloniplatser och viloplatser (SLU Artdatabanken, 2024; Skogsstyrelsen, 2016).</w:t>
+      </w:r>
+    </w:p>
+    <w:p>
+      <w:r>
+        <w:t>Fladdermöss är beroende av hänsyn på landskapsnivå och det är viktigt att alla typer av vatten och våtmarker samt fuktiga skogspartier återställs och bevaras. Sväm- och sumpskog ska alltid sparas, och äldre lövmiljöer bör alltid sparas för födosök, koloniplatser och viloplatser. Utöver kantzoner mot vatten och våtmarker bör tillräckligt breda skyddszoner av uppväxt skog sparas för att skapa och bevara vindskyddade födosöksmiljöer. Genom att binda samman befintliga skogsbestånd med korridorer av uppvuxen skog skapas ett fladdermusvänligt landskap (SLU Artdatabanken, 2024; Skogsstyrelsen, 2016).</w:t>
+      </w:r>
+    </w:p>
+    <w:p>
+      <w:pPr>
+        <w:pStyle w:val="Heading2"/>
+      </w:pPr>
+      <w:r>
+        <w:t>Referenser – nordfladdermus</w:t>
+      </w:r>
+    </w:p>
+    <w:p>
+      <w:r>
+        <w:t xml:space="preserve">Skogsstyrelsen, 2016. </w:t>
+      </w:r>
+      <w:r>
+        <w:rPr>
+          <w:i/>
+        </w:rPr>
+        <w:t xml:space="preserve">Vägledning för hänsyn till nordfladdermus. </w:t>
+      </w:r>
+      <w:r>
+        <w:t>Vägledningar och kunskapsstöd artskydd - Skogsstyrelsen</w:t>
+      </w:r>
+    </w:p>
+    <w:p>
+      <w:r>
+        <w:t>SLU Artdatabanken, 2024.</w:t>
+      </w:r>
+      <w:r>
+        <w:rPr>
+          <w:i/>
+        </w:rPr>
+        <w:t xml:space="preserve">  Artfakta: nordfladdermus (Eptesicus nilssonii). </w:t>
+      </w:r>
+      <w:r>
+        <w:t>https://artfakta.se/taxa/205998</w:t>
       </w:r>
     </w:p>
     <w:p>
@@ -1336,7 +1417,7 @@
     <w:r>
       <w:tab/>
       <w:tab/>
-      <w:t>2026-10-02</w:t>
+      <w:t>2026-10-03</w:t>
       <w:br/>
       <w:br/>
     </w:r>

--- a/tillsyn/A 50773-2022 tillsynsbegäran.docx
+++ b/tillsyn/A 50773-2022 tillsynsbegäran.docx
@@ -1417,7 +1417,7 @@
     <w:r>
       <w:tab/>
       <w:tab/>
-      <w:t>2026-10-03</w:t>
+      <w:t>2026-10-04</w:t>
       <w:br/>
       <w:br/>
     </w:r>

--- a/tillsyn/A 50773-2022 tillsynsbegäran.docx
+++ b/tillsyn/A 50773-2022 tillsynsbegäran.docx
@@ -1417,7 +1417,7 @@
     <w:r>
       <w:tab/>
       <w:tab/>
-      <w:t>2026-10-04</w:t>
+      <w:t>2026-10-05</w:t>
       <w:br/>
       <w:br/>
     </w:r>

--- a/tillsyn/A 50773-2022 tillsynsbegäran.docx
+++ b/tillsyn/A 50773-2022 tillsynsbegäran.docx
@@ -1417,7 +1417,7 @@
     <w:r>
       <w:tab/>
       <w:tab/>
-      <w:t>2026-10-05</w:t>
+      <w:t>2026-10-06</w:t>
       <w:br/>
       <w:br/>
     </w:r>

--- a/tillsyn/A 50773-2022 tillsynsbegäran.docx
+++ b/tillsyn/A 50773-2022 tillsynsbegäran.docx
@@ -1417,7 +1417,7 @@
     <w:r>
       <w:tab/>
       <w:tab/>
-      <w:t>2026-10-06</w:t>
+      <w:t>2026-10-07</w:t>
       <w:br/>
       <w:br/>
     </w:r>

--- a/tillsyn/A 50773-2022 tillsynsbegäran.docx
+++ b/tillsyn/A 50773-2022 tillsynsbegäran.docx
@@ -1417,7 +1417,7 @@
     <w:r>
       <w:tab/>
       <w:tab/>
-      <w:t>2026-10-07</w:t>
+      <w:t>2026-10-08</w:t>
       <w:br/>
       <w:br/>
     </w:r>

--- a/tillsyn/A 50773-2022 tillsynsbegäran.docx
+++ b/tillsyn/A 50773-2022 tillsynsbegäran.docx
@@ -1417,7 +1417,7 @@
     <w:r>
       <w:tab/>
       <w:tab/>
-      <w:t>2026-10-08</w:t>
+      <w:t>2026-10-09</w:t>
       <w:br/>
       <w:br/>
     </w:r>

--- a/tillsyn/A 50773-2022 tillsynsbegäran.docx
+++ b/tillsyn/A 50773-2022 tillsynsbegäran.docx
@@ -1417,7 +1417,7 @@
     <w:r>
       <w:tab/>
       <w:tab/>
-      <w:t>2026-10-09</w:t>
+      <w:t>2026-10-10</w:t>
       <w:br/>
       <w:br/>
     </w:r>

--- a/tillsyn/A 50773-2022 tillsynsbegäran.docx
+++ b/tillsyn/A 50773-2022 tillsynsbegäran.docx
@@ -1417,7 +1417,7 @@
     <w:r>
       <w:tab/>
       <w:tab/>
-      <w:t>2026-10-10</w:t>
+      <w:t>2026-10-11</w:t>
       <w:br/>
       <w:br/>
     </w:r>

--- a/tillsyn/A 50773-2022 tillsynsbegäran.docx
+++ b/tillsyn/A 50773-2022 tillsynsbegäran.docx
@@ -1417,7 +1417,7 @@
     <w:r>
       <w:tab/>
       <w:tab/>
-      <w:t>2026-10-11</w:t>
+      <w:t>2026-10-12</w:t>
       <w:br/>
       <w:br/>
     </w:r>

--- a/tillsyn/A 50773-2022 tillsynsbegäran.docx
+++ b/tillsyn/A 50773-2022 tillsynsbegäran.docx
@@ -1417,7 +1417,7 @@
     <w:r>
       <w:tab/>
       <w:tab/>
-      <w:t>2026-10-12</w:t>
+      <w:t>2026-10-13</w:t>
       <w:br/>
       <w:br/>
     </w:r>

--- a/tillsyn/A 50773-2022 tillsynsbegäran.docx
+++ b/tillsyn/A 50773-2022 tillsynsbegäran.docx
@@ -1417,7 +1417,7 @@
     <w:r>
       <w:tab/>
       <w:tab/>
-      <w:t>2026-10-13</w:t>
+      <w:t>2026-10-14</w:t>
       <w:br/>
       <w:br/>
     </w:r>

--- a/tillsyn/A 50773-2022 tillsynsbegäran.docx
+++ b/tillsyn/A 50773-2022 tillsynsbegäran.docx
@@ -1417,7 +1417,7 @@
     <w:r>
       <w:tab/>
       <w:tab/>
-      <w:t>2026-10-14</w:t>
+      <w:t>2026-10-15</w:t>
       <w:br/>
       <w:br/>
     </w:r>

--- a/tillsyn/A 50773-2022 tillsynsbegäran.docx
+++ b/tillsyn/A 50773-2022 tillsynsbegäran.docx
@@ -1417,7 +1417,7 @@
     <w:r>
       <w:tab/>
       <w:tab/>
-      <w:t>2026-10-15</w:t>
+      <w:t>2026-10-16</w:t>
       <w:br/>
       <w:br/>
     </w:r>

--- a/tillsyn/A 50773-2022 tillsynsbegäran.docx
+++ b/tillsyn/A 50773-2022 tillsynsbegäran.docx
@@ -1417,7 +1417,7 @@
     <w:r>
       <w:tab/>
       <w:tab/>
-      <w:t>2026-10-16</w:t>
+      <w:t>2026-10-17</w:t>
       <w:br/>
       <w:br/>
     </w:r>

--- a/tillsyn/A 50773-2022 tillsynsbegäran.docx
+++ b/tillsyn/A 50773-2022 tillsynsbegäran.docx
@@ -1417,7 +1417,7 @@
     <w:r>
       <w:tab/>
       <w:tab/>
-      <w:t>2026-10-17</w:t>
+      <w:t>2026-10-18</w:t>
       <w:br/>
       <w:br/>
     </w:r>

--- a/tillsyn/A 50773-2022 tillsynsbegäran.docx
+++ b/tillsyn/A 50773-2022 tillsynsbegäran.docx
@@ -1417,7 +1417,7 @@
     <w:r>
       <w:tab/>
       <w:tab/>
-      <w:t>2026-10-18</w:t>
+      <w:t>2026-10-19</w:t>
       <w:br/>
       <w:br/>
     </w:r>

--- a/tillsyn/A 50773-2022 tillsynsbegäran.docx
+++ b/tillsyn/A 50773-2022 tillsynsbegäran.docx
@@ -1417,7 +1417,7 @@
     <w:r>
       <w:tab/>
       <w:tab/>
-      <w:t>2026-10-19</w:t>
+      <w:t>2026-10-20</w:t>
       <w:br/>
       <w:br/>
     </w:r>

--- a/tillsyn/A 50773-2022 tillsynsbegäran.docx
+++ b/tillsyn/A 50773-2022 tillsynsbegäran.docx
@@ -1417,7 +1417,7 @@
     <w:r>
       <w:tab/>
       <w:tab/>
-      <w:t>2026-10-20</w:t>
+      <w:t>2026-10-21</w:t>
       <w:br/>
       <w:br/>
     </w:r>

--- a/tillsyn/A 50773-2022 tillsynsbegäran.docx
+++ b/tillsyn/A 50773-2022 tillsynsbegäran.docx
@@ -1417,7 +1417,7 @@
     <w:r>
       <w:tab/>
       <w:tab/>
-      <w:t>2026-10-21</w:t>
+      <w:t>2026-10-22</w:t>
       <w:br/>
       <w:br/>
     </w:r>

--- a/tillsyn/A 50773-2022 tillsynsbegäran.docx
+++ b/tillsyn/A 50773-2022 tillsynsbegäran.docx
@@ -1417,7 +1417,7 @@
     <w:r>
       <w:tab/>
       <w:tab/>
-      <w:t>2026-10-22</w:t>
+      <w:t>2026-10-23</w:t>
       <w:br/>
       <w:br/>
     </w:r>

--- a/tillsyn/A 50773-2022 tillsynsbegäran.docx
+++ b/tillsyn/A 50773-2022 tillsynsbegäran.docx
@@ -1417,7 +1417,7 @@
     <w:r>
       <w:tab/>
       <w:tab/>
-      <w:t>2026-10-23</w:t>
+      <w:t>2026-10-24</w:t>
       <w:br/>
       <w:br/>
     </w:r>

--- a/tillsyn/A 50773-2022 tillsynsbegäran.docx
+++ b/tillsyn/A 50773-2022 tillsynsbegäran.docx
@@ -1417,7 +1417,7 @@
     <w:r>
       <w:tab/>
       <w:tab/>
-      <w:t>2026-10-24</w:t>
+      <w:t>2026-10-25</w:t>
       <w:br/>
       <w:br/>
     </w:r>

--- a/tillsyn/A 50773-2022 tillsynsbegäran.docx
+++ b/tillsyn/A 50773-2022 tillsynsbegäran.docx
@@ -1417,7 +1417,7 @@
     <w:r>
       <w:tab/>
       <w:tab/>
-      <w:t>2026-10-25</w:t>
+      <w:t>2026-10-26</w:t>
       <w:br/>
       <w:br/>
     </w:r>

--- a/tillsyn/A 50773-2022 tillsynsbegäran.docx
+++ b/tillsyn/A 50773-2022 tillsynsbegäran.docx
@@ -1417,7 +1417,7 @@
     <w:r>
       <w:tab/>
       <w:tab/>
-      <w:t>2026-10-26</w:t>
+      <w:t>2026-10-27</w:t>
       <w:br/>
       <w:br/>
     </w:r>

--- a/tillsyn/A 50773-2022 tillsynsbegäran.docx
+++ b/tillsyn/A 50773-2022 tillsynsbegäran.docx
@@ -1417,7 +1417,7 @@
     <w:r>
       <w:tab/>
       <w:tab/>
-      <w:t>2026-10-27</w:t>
+      <w:t>2026-10-28</w:t>
       <w:br/>
       <w:br/>
     </w:r>

--- a/tillsyn/A 50773-2022 tillsynsbegäran.docx
+++ b/tillsyn/A 50773-2022 tillsynsbegäran.docx
@@ -1417,7 +1417,7 @@
     <w:r>
       <w:tab/>
       <w:tab/>
-      <w:t>2026-10-28</w:t>
+      <w:t>2026-10-29</w:t>
       <w:br/>
       <w:br/>
     </w:r>

--- a/tillsyn/A 50773-2022 tillsynsbegäran.docx
+++ b/tillsyn/A 50773-2022 tillsynsbegäran.docx
@@ -1417,7 +1417,7 @@
     <w:r>
       <w:tab/>
       <w:tab/>
-      <w:t>2026-10-29</w:t>
+      <w:t>2026-10-31</w:t>
       <w:br/>
       <w:br/>
     </w:r>
